--- a/export/pieces/pitch-com-presse-reseaux.docx
+++ b/export/pieces/pitch-com-presse-reseaux.docx
@@ -946,7 +946,7 @@
         <w:t>La réunion publique</w:t>
       </w:r>
       <w:r>
-        <w:t xml:space="preserve"> dans l'arrondissement pilote (le 20e : 6 133 chiens identifiés, 45 conseillers d'arrondissement) — c'est là qu'un élu se déclare, ou pas.</w:t>
+        <w:t xml:space="preserve"> dans l'arrondissement pilote (le 13e : environ 180 000 habitants, 43 sièges au conseil d'arrondissement, majorité stable depuis mars 2026) — c'est là qu'un élu se déclare, ou pas.</w:t>
       </w:r>
     </w:p>
     <w:p>
